--- a/policies/build/preview_hco/HCO.FMS.5_v2_preview.docx
+++ b/policies/build/preview_hco/HCO.FMS.5_v2_preview.docx
@@ -773,7 +773,7 @@
           <w:sz w:val="22"/>
           <w:szCs w:val="22"/>
         </w:rPr>
-        <w:t xml:space="preserve">Boundaries: do not copy SHCO equivalent-chapter wording. Do not overwrite HCO AAC, COP, MOM, PRE, IPC, PSQ or ROM policies. Spell out abbreviations on first use in training materials. OE counts/levels/asterisks stay with the official portal Standards PDF. Method notes come from the Guidebook Interpretation paragraphs (scanned PDF md5 2c4489ee98de4ae9b49cba168ea9f42a).</w:t>
+        <w:t xml:space="preserve">Boundaries: do not overwrite HCO AAC, COP, MOM, PRE, IPC, PSQ or ROM policies. Spell out abbreviations on first use in training materials. OE counts/levels/asterisks stay with the official portal Standards PDF. Method notes come from the Guidebook Interpretation paragraphs (scanned PDF md5 2c4489ee98de4ae9b49cba168ea9f42a).</w:t>
       </w:r>
     </w:p>
     <w:p>
@@ -851,7 +851,7 @@
           <w:sz w:val="22"/>
           <w:szCs w:val="22"/>
         </w:rPr>
-        <w:t xml:space="preserve">3. Do not skip: The documented operational and maintenance (preventive and breakdown) plan for medical equipment is impleme...</w:t>
+        <w:t xml:space="preserve">3. Do not skip: The documented operational and maintenance (preventive and breakdown) plan for medical equipment is...</w:t>
       </w:r>
     </w:p>
     <w:p>
@@ -899,7 +899,7 @@
           <w:sz w:val="22"/>
           <w:szCs w:val="22"/>
         </w:rPr>
-        <w:t xml:space="preserve">7. Do not skip: There is monitoring of medical equipment and medical devices related to adverse events, and compliance haza...</w:t>
+        <w:t xml:space="preserve">7. Do not skip: There is monitoring of medical equipment and medical devices related to adverse events, and compliance hazard...</w:t>
       </w:r>
     </w:p>
     <w:p>
@@ -911,7 +911,7 @@
           <w:sz w:val="22"/>
           <w:szCs w:val="22"/>
         </w:rPr>
-        <w:t xml:space="preserve">8. Do not skip: Downtime for critical equipment breakdown is monitored from reporting to inspection and implementation of c...</w:t>
+        <w:t xml:space="preserve">8. Do not skip: Downtime for critical equipment breakdown is monitored from reporting to inspection and implementation of...</w:t>
       </w:r>
     </w:p>
     <w:p>
@@ -953,7 +953,7 @@
         <w:spacing w:after="100" w:before="220"/>
       </w:pPr>
       <w:r>
-        <w:t xml:space="preserve">5.1 The organisation plans for medical equipment in accordance with its s...</w:t>
+        <w:t xml:space="preserve">5.1 The organisation plans for medical equipment in accordance with its...</w:t>
       </w:r>
     </w:p>
     <w:p>
@@ -998,7 +998,7 @@
         <w:spacing w:after="100" w:before="220"/>
       </w:pPr>
       <w:r>
-        <w:t xml:space="preserve">5.2 Medical equipment is inventoried and proper logs are maintained as re...</w:t>
+        <w:t xml:space="preserve">5.2 Medical equipment is inventoried and proper logs are maintained as...</w:t>
       </w:r>
     </w:p>
     <w:p>
@@ -1112,7 +1112,7 @@
         <w:spacing w:after="100" w:before="220"/>
       </w:pPr>
       <w:r>
-        <w:t xml:space="preserve">5.4 Medical equipment is periodically inspected and calibrated for their ...</w:t>
+        <w:t xml:space="preserve">5.4 Medical equipment is periodically inspected and calibrated for their...</w:t>
       </w:r>
     </w:p>
     <w:p>
@@ -1235,7 +1235,7 @@
         <w:spacing w:after="100" w:before="220"/>
       </w:pPr>
       <w:r>
-        <w:t xml:space="preserve">5.7 There is monitoring of medical equipment and medical devices related ...</w:t>
+        <w:t xml:space="preserve">5.7 There is monitoring of medical equipment and medical devices related to...</w:t>
       </w:r>
     </w:p>
     <w:p>
@@ -1383,6 +1383,20 @@
       </w:pPr>
       <w:r>
         <w:t xml:space="preserve">7. Governance and responsibility</w:t>
+      </w:r>
+    </w:p>
+    <w:p>
+      <w:pPr>
+        <w:spacing w:after="20" w:before="100"/>
+      </w:pPr>
+      <w:r>
+        <w:rPr>
+          <w:b/>
+          <w:bCs/>
+          <w:sz w:val="22"/>
+          <w:szCs w:val="22"/>
+        </w:rPr>
+        <w:t xml:space="preserve">Medical Superintendent</w:t>
       </w:r>
     </w:p>
     <w:p>
@@ -1399,7 +1413,21 @@
           <w:sz w:val="22"/>
           <w:szCs w:val="22"/>
         </w:rPr>
-        <w:t xml:space="preserve">Medical Superintendent</w:t>
+        <w:t xml:space="preserve">Accountable that FMS.5 is resourced and followed.</w:t>
+      </w:r>
+    </w:p>
+    <w:p>
+      <w:pPr>
+        <w:spacing w:after="20" w:before="100"/>
+      </w:pPr>
+      <w:r>
+        <w:rPr>
+          <w:b/>
+          <w:bCs/>
+          <w:sz w:val="22"/>
+          <w:szCs w:val="22"/>
+        </w:rPr>
+        <w:t xml:space="preserve">Engineering In-Charge</w:t>
       </w:r>
     </w:p>
     <w:p>
@@ -1416,7 +1444,21 @@
           <w:sz w:val="22"/>
           <w:szCs w:val="22"/>
         </w:rPr>
-        <w:t xml:space="preserve">Accountable that FMS.5 is resourced and followed.</w:t>
+        <w:t xml:space="preserve">Owns day-to-day implementation and records for this standard.</w:t>
+      </w:r>
+    </w:p>
+    <w:p>
+      <w:pPr>
+        <w:spacing w:after="20" w:before="100"/>
+      </w:pPr>
+      <w:r>
+        <w:rPr>
+          <w:b/>
+          <w:bCs/>
+          <w:sz w:val="22"/>
+          <w:szCs w:val="22"/>
+        </w:rPr>
+        <w:t xml:space="preserve">Quality Coordinator</w:t>
       </w:r>
     </w:p>
     <w:p>
@@ -1433,7 +1475,21 @@
           <w:sz w:val="22"/>
           <w:szCs w:val="22"/>
         </w:rPr>
-        <w:t xml:space="preserve">Engineering In-Charge</w:t>
+        <w:t xml:space="preserve">Audits this policy «quarterly»; holds training acknowledgements.</w:t>
+      </w:r>
+    </w:p>
+    <w:p>
+      <w:pPr>
+        <w:spacing w:after="20" w:before="100"/>
+      </w:pPr>
+      <w:r>
+        <w:rPr>
+          <w:b/>
+          <w:bCs/>
+          <w:sz w:val="22"/>
+          <w:szCs w:val="22"/>
+        </w:rPr>
+        <w:t xml:space="preserve">departmental leaders</w:t>
       </w:r>
     </w:p>
     <w:p>
@@ -1450,7 +1506,28 @@
           <w:sz w:val="22"/>
           <w:szCs w:val="22"/>
         </w:rPr>
-        <w:t xml:space="preserve">Owns day-to-day implementation and records for this standard.</w:t>
+        <w:t xml:space="preserve">Run the department-level duties this standard names.</w:t>
+      </w:r>
+    </w:p>
+    <w:p>
+      <w:pPr>
+        <w:pStyle w:val="Heading1"/>
+        <w:spacing w:after="120" w:before="280"/>
+      </w:pPr>
+      <w:r>
+        <w:t xml:space="preserve">8. Quality monitoring (RCA → CAPA)</w:t>
+      </w:r>
+    </w:p>
+    <w:p>
+      <w:pPr>
+        <w:spacing w:after="140"/>
+      </w:pPr>
+      <w:r>
+        <w:rPr>
+          <w:sz w:val="22"/>
+          <w:szCs w:val="22"/>
+        </w:rPr>
+        <w:t xml:space="preserve">The Quality Coordinator audits this policy «quarterly». The audit reviews:</w:t>
       </w:r>
     </w:p>
     <w:p>
@@ -1467,7 +1544,7 @@
           <w:sz w:val="22"/>
           <w:szCs w:val="22"/>
         </w:rPr>
-        <w:t xml:space="preserve">Quality Coordinator</w:t>
+        <w:t xml:space="preserve">Records for a sample of this standard's objective elements, checked against the What-we-do steps.</w:t>
       </w:r>
     </w:p>
     <w:p>
@@ -1484,7 +1561,7 @@
           <w:sz w:val="22"/>
           <w:szCs w:val="22"/>
         </w:rPr>
-        <w:t xml:space="preserve">Audits this policy «quarterly»; holds training acknowledgements.</w:t>
+        <w:t xml:space="preserve">Documentary evidence is on file for each asterisked objective element in the sample.</w:t>
       </w:r>
     </w:p>
     <w:p>
@@ -1501,7 +1578,7 @@
           <w:sz w:val="22"/>
           <w:szCs w:val="22"/>
         </w:rPr>
-        <w:t xml:space="preserve">departmental leaders</w:t>
+        <w:t xml:space="preserve">CORE objective elements show no critical gaps in the sample.</w:t>
       </w:r>
     </w:p>
     <w:p>
@@ -1518,108 +1595,19 @@
           <w:sz w:val="22"/>
           <w:szCs w:val="22"/>
         </w:rPr>
-        <w:t xml:space="preserve">Run the department-level duties this standard names.</w:t>
-      </w:r>
-    </w:p>
-    <w:p>
-      <w:pPr>
-        <w:pStyle w:val="Heading1"/>
-        <w:spacing w:after="120" w:before="280"/>
-      </w:pPr>
-      <w:r>
-        <w:t xml:space="preserve">8. Quality monitoring (RCA → CAPA)</w:t>
-      </w:r>
-    </w:p>
-    <w:p>
-      <w:pPr>
-        <w:spacing w:after="140"/>
-      </w:pPr>
-      <w:r>
-        <w:rPr>
-          <w:sz w:val="22"/>
-          <w:szCs w:val="22"/>
-        </w:rPr>
-        <w:t xml:space="preserve">The Quality Coordinator audits this policy «quarterly».</w:t>
-      </w:r>
-    </w:p>
-    <w:p>
-      <w:pPr>
-        <w:spacing w:after="140"/>
-      </w:pPr>
-      <w:r>
-        <w:rPr>
-          <w:sz w:val="22"/>
-          <w:szCs w:val="22"/>
-        </w:rPr>
-        <w:t xml:space="preserve">What is monitored each quarter:</w:t>
-      </w:r>
-    </w:p>
-    <w:p>
-      <w:pPr>
-        <w:pStyle w:val="ListParagraph"/>
-        <w:numPr>
-          <w:ilvl w:val="0"/>
-          <w:numId w:val="1"/>
-        </w:numPr>
-        <w:spacing w:after="60"/>
-      </w:pPr>
-      <w:r>
-        <w:rPr>
-          <w:sz w:val="22"/>
-          <w:szCs w:val="22"/>
-        </w:rPr>
-        <w:t xml:space="preserve">Sample of records for each OE FMS.5.a–h.</w:t>
-      </w:r>
-    </w:p>
-    <w:p>
-      <w:pPr>
-        <w:pStyle w:val="ListParagraph"/>
-        <w:numPr>
-          <w:ilvl w:val="0"/>
-          <w:numId w:val="1"/>
-        </w:numPr>
-        <w:spacing w:after="60"/>
-      </w:pPr>
-      <w:r>
-        <w:rPr>
-          <w:sz w:val="22"/>
-          <w:szCs w:val="22"/>
-        </w:rPr>
-        <w:t xml:space="preserve">Asterisked elements (cfg) have document evidence as required.</w:t>
-      </w:r>
-    </w:p>
-    <w:p>
-      <w:pPr>
-        <w:pStyle w:val="ListParagraph"/>
-        <w:numPr>
-          <w:ilvl w:val="0"/>
-          <w:numId w:val="1"/>
-        </w:numPr>
-        <w:spacing w:after="60"/>
-      </w:pPr>
-      <w:r>
-        <w:rPr>
-          <w:sz w:val="22"/>
-          <w:szCs w:val="22"/>
-        </w:rPr>
-        <w:t xml:space="preserve">CORE elements (c) show no critical gaps in the sample.</w:t>
-      </w:r>
-    </w:p>
-    <w:p>
-      <w:pPr>
-        <w:pStyle w:val="ListParagraph"/>
-        <w:numPr>
-          <w:ilvl w:val="0"/>
-          <w:numId w:val="1"/>
-        </w:numPr>
-        <w:spacing w:after="60"/>
-      </w:pPr>
-      <w:r>
-        <w:rPr>
-          <w:sz w:val="22"/>
-          <w:szCs w:val="22"/>
-        </w:rPr>
         <w:t xml:space="preserve">Stop-work events (if any) are logged with outcome.</w:t>
+      </w:r>
+    </w:p>
+    <w:p>
+      <w:pPr>
+        <w:spacing w:after="140"/>
+      </w:pPr>
+      <w:r>
+        <w:rPr>
+          <w:sz w:val="22"/>
+          <w:szCs w:val="22"/>
+        </w:rPr>
+        <w:t xml:space="preserve">Root-cause analysis is required when a gap found in this audit remains open beyond «90 days».</w:t>
       </w:r>
     </w:p>
     <w:p>
@@ -3455,7 +3443,7 @@
           <w:sz w:val="22"/>
           <w:szCs w:val="22"/>
         </w:rPr>
-        <w:t xml:space="preserve">Records showing FMS.5.a was followed for sampled cases.</w:t>
+        <w:t xml:space="preserve">Written medical-equipment plan matched to services and the strategic plan, referencing the Indian Public Health Standards minimum set.</w:t>
       </w:r>
     </w:p>
     <w:p>
@@ -3472,7 +3460,7 @@
           <w:sz w:val="22"/>
           <w:szCs w:val="22"/>
         </w:rPr>
-        <w:t xml:space="preserve">Written guidance / protocol referenced for this element (where required).</w:t>
+        <w:t xml:space="preserve">Collaborative-selection record (end-user, management, finance, engineering, biomedical).</w:t>
       </w:r>
     </w:p>
     <w:p>
@@ -3489,7 +3477,7 @@
           <w:sz w:val="22"/>
           <w:szCs w:val="22"/>
         </w:rPr>
-        <w:t xml:space="preserve">Audit sample notes for FMS.5.a reviewed «quarterly».</w:t>
+        <w:t xml:space="preserve">Periodic review record of the plan.</w:t>
       </w:r>
     </w:p>
     <w:p>
@@ -3515,7 +3503,7 @@
           <w:sz w:val="22"/>
           <w:szCs w:val="22"/>
         </w:rPr>
-        <w:t xml:space="preserve">Records showing FMS.5.b was followed for sampled cases.</w:t>
+        <w:t xml:space="preserve">Medical-equipment inventory classified by device risk, with a unique identifier including rental and demonstration items.</w:t>
       </w:r>
     </w:p>
     <w:p>
@@ -3532,7 +3520,7 @@
           <w:sz w:val="22"/>
           <w:szCs w:val="22"/>
         </w:rPr>
-        <w:t xml:space="preserve">Written guidance / protocol referenced for this element (where required).</w:t>
+        <w:t xml:space="preserve">Factory test or conformance certificate on file.</w:t>
       </w:r>
     </w:p>
     <w:p>
@@ -3549,7 +3537,7 @@
           <w:sz w:val="22"/>
           <w:szCs w:val="22"/>
         </w:rPr>
-        <w:t xml:space="preserve">Audit sample notes for FMS.5.b reviewed «quarterly».</w:t>
+        <w:t xml:space="preserve">In-use device check confirming no device without an identity.</w:t>
       </w:r>
     </w:p>
     <w:p>
@@ -3575,7 +3563,7 @@
           <w:sz w:val="22"/>
           <w:szCs w:val="22"/>
         </w:rPr>
-        <w:t xml:space="preserve">Records showing FMS.5.c was followed for sampled cases.</w:t>
+        <w:t xml:space="preserve">Documented operational and maintenance (preventive and breakdown) plan for medical equipment.</w:t>
       </w:r>
     </w:p>
     <w:p>
@@ -3592,7 +3580,7 @@
           <w:sz w:val="22"/>
           <w:szCs w:val="22"/>
         </w:rPr>
-        <w:t xml:space="preserve">Written guidance / protocol referenced for this element (where required).</w:t>
+        <w:t xml:space="preserve">Operator-training record and daily operating-check log.</w:t>
       </w:r>
     </w:p>
     <w:p>
@@ -3609,7 +3597,16 @@
           <w:sz w:val="22"/>
           <w:szCs w:val="22"/>
         </w:rPr>
-        <w:t xml:space="preserve">Audit sample notes for FMS.5.c reviewed «quarterly».</w:t>
+        <w:t xml:space="preserve">Breakdown-response record, including nights and weekends.</w:t>
+      </w:r>
+    </w:p>
+    <w:p>
+      <w:pPr>
+        <w:pStyle w:val="Heading2"/>
+        <w:spacing w:after="100" w:before="220"/>
+      </w:pPr>
+      <w:r>
+        <w:t xml:space="preserve">FMS.5.d — Medical equipment is periodically inspected and calibrated for their proper functioning.</w:t>
       </w:r>
     </w:p>
     <w:p>
@@ -3626,7 +3623,7 @@
           <w:sz w:val="22"/>
           <w:szCs w:val="22"/>
         </w:rPr>
-        <w:t xml:space="preserve">Documented evidence specifically required by the asterisked objective element.</w:t>
+        <w:t xml:space="preserve">Calibration schedule (weekly, monthly or annual as the manufacturer defines) with traceability.</w:t>
       </w:r>
     </w:p>
     <w:p>
@@ -3643,16 +3640,7 @@
           <w:sz w:val="22"/>
           <w:szCs w:val="22"/>
         </w:rPr>
-        <w:t xml:space="preserve">CORE-element sample with no critical gaps in the quarter under review.</w:t>
-      </w:r>
-    </w:p>
-    <w:p>
-      <w:pPr>
-        <w:pStyle w:val="Heading2"/>
-        <w:spacing w:after="100" w:before="220"/>
-      </w:pPr>
-      <w:r>
-        <w:t xml:space="preserve">FMS.5.d — Medical equipment is periodically inspected and calibrated for their proper functioning.</w:t>
+        <w:t xml:space="preserve">Pre-commissioning and post-repair conformance-check record.</w:t>
       </w:r>
     </w:p>
     <w:p>
@@ -3669,7 +3657,16 @@
           <w:sz w:val="22"/>
           <w:szCs w:val="22"/>
         </w:rPr>
-        <w:t xml:space="preserve">Records showing FMS.5.d was followed for sampled cases.</w:t>
+        <w:t xml:space="preserve">Calibration-due tracking log confirming no overdue device in clinical use.</w:t>
+      </w:r>
+    </w:p>
+    <w:p>
+      <w:pPr>
+        <w:pStyle w:val="Heading2"/>
+        <w:spacing w:after="100" w:before="220"/>
+      </w:pPr>
+      <w:r>
+        <w:t xml:space="preserve">FMS.5.e — Qualified and trained personnel operate and maintain medical equipment.</w:t>
       </w:r>
     </w:p>
     <w:p>
@@ -3686,7 +3683,7 @@
           <w:sz w:val="22"/>
           <w:szCs w:val="22"/>
         </w:rPr>
-        <w:t xml:space="preserve">Written guidance / protocol referenced for this element (where required).</w:t>
+        <w:t xml:space="preserve">Operator-training record per device type (for example blood-gas analyser, electrocardiograph, syringe pump).</w:t>
       </w:r>
     </w:p>
     <w:p>
@@ -3703,16 +3700,7 @@
           <w:sz w:val="22"/>
           <w:szCs w:val="22"/>
         </w:rPr>
-        <w:t xml:space="preserve">Audit sample notes for FMS.5.d reviewed «quarterly».</w:t>
-      </w:r>
-    </w:p>
-    <w:p>
-      <w:pPr>
-        <w:pStyle w:val="Heading2"/>
-        <w:spacing w:after="100" w:before="220"/>
-      </w:pPr>
-      <w:r>
-        <w:t xml:space="preserve">FMS.5.e — Qualified and trained personnel operate and maintain medical equipment.</w:t>
+        <w:t xml:space="preserve">Biomedical or instrumentation engineer/technologist qualification record for maintenance staff.</w:t>
       </w:r>
     </w:p>
     <w:p>
@@ -3729,7 +3717,16 @@
           <w:sz w:val="22"/>
           <w:szCs w:val="22"/>
         </w:rPr>
-        <w:t xml:space="preserve">Records showing FMS.5.e was followed for sampled cases.</w:t>
+        <w:t xml:space="preserve">Training-currency check for operators and maintainers.</w:t>
+      </w:r>
+    </w:p>
+    <w:p>
+      <w:pPr>
+        <w:pStyle w:val="Heading2"/>
+        <w:spacing w:after="100" w:before="220"/>
+      </w:pPr>
+      <w:r>
+        <w:t xml:space="preserve">FMS.5.f — Written guidance supports medical equipment replacement and disposal.</w:t>
       </w:r>
     </w:p>
     <w:p>
@@ -3746,7 +3743,7 @@
           <w:sz w:val="22"/>
           <w:szCs w:val="22"/>
         </w:rPr>
-        <w:t xml:space="preserve">Written guidance / protocol referenced for this element (where required).</w:t>
+        <w:t xml:space="preserve">Written medical-equipment replacement and disposal guidance.</w:t>
       </w:r>
     </w:p>
     <w:p>
@@ -3763,16 +3760,7 @@
           <w:sz w:val="22"/>
           <w:szCs w:val="22"/>
         </w:rPr>
-        <w:t xml:space="preserve">Audit sample notes for FMS.5.e reviewed «quarterly».</w:t>
-      </w:r>
-    </w:p>
-    <w:p>
-      <w:pPr>
-        <w:pStyle w:val="Heading2"/>
-        <w:spacing w:after="100" w:before="220"/>
-      </w:pPr>
-      <w:r>
-        <w:t xml:space="preserve">FMS.5.f — Written guidance supports medical equipment replacement and disposal.</w:t>
+        <w:t xml:space="preserve">Condemnation record, systematically applied.</w:t>
       </w:r>
     </w:p>
     <w:p>
@@ -3789,7 +3777,16 @@
           <w:sz w:val="22"/>
           <w:szCs w:val="22"/>
         </w:rPr>
-        <w:t xml:space="preserve">Records showing FMS.5.f was followed for sampled cases.</w:t>
+        <w:t xml:space="preserve">Disposal log.</w:t>
+      </w:r>
+    </w:p>
+    <w:p>
+      <w:pPr>
+        <w:pStyle w:val="Heading2"/>
+        <w:spacing w:after="100" w:before="220"/>
+      </w:pPr>
+      <w:r>
+        <w:t xml:space="preserve">FMS.5.g — There is monitoring of medical equipment and medical devices related to adverse events, and compliance hazard notices on recalls.</w:t>
       </w:r>
     </w:p>
     <w:p>
@@ -3806,7 +3803,7 @@
           <w:sz w:val="22"/>
           <w:szCs w:val="22"/>
         </w:rPr>
-        <w:t xml:space="preserve">Written guidance / protocol referenced for this element (where required).</w:t>
+        <w:t xml:space="preserve">Adverse-event and hazard-notice/recall log for medical equipment and devices.</w:t>
       </w:r>
     </w:p>
     <w:p>
@@ -3823,7 +3820,7 @@
           <w:sz w:val="22"/>
           <w:szCs w:val="22"/>
         </w:rPr>
-        <w:t xml:space="preserve">Audit sample notes for FMS.5.f reviewed «quarterly».</w:t>
+        <w:t xml:space="preserve">Record showing a recalled device was withdrawn from clinical use until the issue closed.</w:t>
       </w:r>
     </w:p>
     <w:p>
@@ -3840,7 +3837,7 @@
           <w:sz w:val="22"/>
           <w:szCs w:val="22"/>
         </w:rPr>
-        <w:t xml:space="preserve">Documented evidence specifically required by the asterisked objective element.</w:t>
+        <w:t xml:space="preserve">Materiovigilance Programme of India participation record, where applicable.</w:t>
       </w:r>
     </w:p>
     <w:p>
@@ -3849,7 +3846,7 @@
         <w:spacing w:after="100" w:before="220"/>
       </w:pPr>
       <w:r>
-        <w:t xml:space="preserve">FMS.5.g — There is monitoring of medical equipment and medical devices related to adverse events, and compliance hazard notices on recalls.</w:t>
+        <w:t xml:space="preserve">FMS.5.h — Downtime for critical equipment breakdown is monitored from reporting to inspection and implementation of corrective actions.</w:t>
       </w:r>
     </w:p>
     <w:p>
@@ -3866,7 +3863,7 @@
           <w:sz w:val="22"/>
           <w:szCs w:val="22"/>
         </w:rPr>
-        <w:t xml:space="preserve">Records showing FMS.5.g was followed for sampled cases.</w:t>
+        <w:t xml:space="preserve">Complaint register for critical medical equipment (ventilators, X-ray, MRI, cath lab, CT, anaesthesia machines, monitors, laboratory, ultrasound).</w:t>
       </w:r>
     </w:p>
     <w:p>
@@ -3883,7 +3880,7 @@
           <w:sz w:val="22"/>
           <w:szCs w:val="22"/>
         </w:rPr>
-        <w:t xml:space="preserve">Written guidance / protocol referenced for this element (where required).</w:t>
+        <w:t xml:space="preserve">Downtime-duration record from reporting to corrective action.</w:t>
       </w:r>
     </w:p>
     <w:p>
@@ -3900,84 +3897,7 @@
           <w:sz w:val="22"/>
           <w:szCs w:val="22"/>
         </w:rPr>
-        <w:t xml:space="preserve">Audit sample notes for FMS.5.g reviewed «quarterly».</w:t>
-      </w:r>
-    </w:p>
-    <w:p>
-      <w:pPr>
-        <w:pStyle w:val="ListParagraph"/>
-        <w:numPr>
-          <w:ilvl w:val="0"/>
-          <w:numId w:val="1"/>
-        </w:numPr>
-        <w:spacing w:after="60"/>
-      </w:pPr>
-      <w:r>
-        <w:rPr>
-          <w:sz w:val="22"/>
-          <w:szCs w:val="22"/>
-        </w:rPr>
-        <w:t xml:space="preserve">Documented evidence specifically required by the asterisked objective element.</w:t>
-      </w:r>
-    </w:p>
-    <w:p>
-      <w:pPr>
-        <w:pStyle w:val="Heading2"/>
-        <w:spacing w:after="100" w:before="220"/>
-      </w:pPr>
-      <w:r>
-        <w:t xml:space="preserve">FMS.5.h — Downtime for critical equipment breakdown is monitored from reporting to inspection and implementation of corrective actions.</w:t>
-      </w:r>
-    </w:p>
-    <w:p>
-      <w:pPr>
-        <w:pStyle w:val="ListParagraph"/>
-        <w:numPr>
-          <w:ilvl w:val="0"/>
-          <w:numId w:val="1"/>
-        </w:numPr>
-        <w:spacing w:after="60"/>
-      </w:pPr>
-      <w:r>
-        <w:rPr>
-          <w:sz w:val="22"/>
-          <w:szCs w:val="22"/>
-        </w:rPr>
-        <w:t xml:space="preserve">Records showing FMS.5.h was followed for sampled cases.</w:t>
-      </w:r>
-    </w:p>
-    <w:p>
-      <w:pPr>
-        <w:pStyle w:val="ListParagraph"/>
-        <w:numPr>
-          <w:ilvl w:val="0"/>
-          <w:numId w:val="1"/>
-        </w:numPr>
-        <w:spacing w:after="60"/>
-      </w:pPr>
-      <w:r>
-        <w:rPr>
-          <w:sz w:val="22"/>
-          <w:szCs w:val="22"/>
-        </w:rPr>
-        <w:t xml:space="preserve">Written guidance / protocol referenced for this element (where required).</w:t>
-      </w:r>
-    </w:p>
-    <w:p>
-      <w:pPr>
-        <w:pStyle w:val="ListParagraph"/>
-        <w:numPr>
-          <w:ilvl w:val="0"/>
-          <w:numId w:val="1"/>
-        </w:numPr>
-        <w:spacing w:after="60"/>
-      </w:pPr>
-      <w:r>
-        <w:rPr>
-          <w:sz w:val="22"/>
-          <w:szCs w:val="22"/>
-        </w:rPr>
-        <w:t xml:space="preserve">Audit sample notes for FMS.5.h reviewed «quarterly».</w:t>
+        <w:t xml:space="preserve">Alternative-equipment-use record where no backup device exists.</w:t>
       </w:r>
     </w:p>
     <w:p>

--- a/policies/build/preview_hco/HCO.FMS.5_v2_preview.docx
+++ b/policies/build/preview_hco/HCO.FMS.5_v2_preview.docx
@@ -692,7 +692,7 @@
           <w:sz w:val="22"/>
           <w:szCs w:val="22"/>
         </w:rPr>
-        <w:t xml:space="preserve">It covers objective elements FMS.5.a–h (8 elements).</w:t>
+        <w:t xml:space="preserve">This policy covers all 8 requirements under this standard, listed in detail below.</w:t>
       </w:r>
     </w:p>
     <w:p>
@@ -716,7 +716,7 @@
           <w:sz w:val="22"/>
           <w:szCs w:val="22"/>
         </w:rPr>
-        <w:t xml:space="preserve">This policy owns FMS.5. Related AAC, COP, MOM, PRE, IPC, PSQ and ROM duties stay with those policies — cross-reference only. Other FMS standards stay with their own policies.</w:t>
+        <w:t xml:space="preserve">This policy covers medical equipment management specifically. Related duties — like patient assessment, clinical care, medication management, patient rights, infection control, quality and safety monitoring, or hospital governance — are covered in the hospital's other policies, not repeated here. Other FMS standards stay with their own policies.</w:t>
       </w:r>
     </w:p>
     <w:p>
@@ -761,19 +761,19 @@
           <w:sz w:val="22"/>
           <w:szCs w:val="22"/>
         </w:rPr>
-        <w:t xml:space="preserve">It covers 8 objective elements (FMS.5.a, FMS.5.b, FMS.5.c, FMS.5.d, FMS.5.e, FMS.5.f, FMS.5.g, FMS.5.h).</w:t>
-      </w:r>
-    </w:p>
-    <w:p>
-      <w:pPr>
-        <w:spacing w:after="140"/>
-      </w:pPr>
-      <w:r>
-        <w:rPr>
-          <w:sz w:val="22"/>
-          <w:szCs w:val="22"/>
-        </w:rPr>
-        <w:t xml:space="preserve">Boundaries: do not overwrite HCO AAC, COP, MOM, PRE, IPC, PSQ or ROM policies. Spell out abbreviations on first use in training materials. OE counts/levels/asterisks stay with the official portal Standards PDF. Method notes come from the Guidebook Interpretation paragraphs (scanned PDF md5 2c4489ee98de4ae9b49cba168ea9f42a).</w:t>
+        <w:t xml:space="preserve">This policy covers all 8 requirements under this standard, listed in detail below.</w:t>
+      </w:r>
+    </w:p>
+    <w:p>
+      <w:pPr>
+        <w:spacing w:after="140"/>
+      </w:pPr>
+      <w:r>
+        <w:rPr>
+          <w:sz w:val="22"/>
+          <w:szCs w:val="22"/>
+        </w:rPr>
+        <w:t xml:space="preserve">This policy covers medical equipment management specifically. Related duties — like patient assessment, clinical care, medication management, patient rights, infection control, quality and safety monitoring, or hospital governance — are covered in the hospital's other policies, not repeated here. Spell out abbreviations on first use in training materials. OE counts/levels/asterisks stay with the official portal Standards PDF. Method notes come from the Guidebook Interpretation paragraphs (scanned PDF md5 2c4489ee98de4ae9b49cba168ea9f42a).</w:t>
       </w:r>
     </w:p>
     <w:p>
